--- a/storage/templates/normalized-docx/BM-020/BM-020_normalized.docx
+++ b/storage/templates/normalized-docx/BM-020/BM-020_normalized.docx
@@ -236,7 +236,7 @@
                 <w:szCs w:val="26"/>
                 <w:lang w:val="en-US" w:eastAsia="en-US"/>
               </w:rPr>
-              <w:t>VIỆN KIỂM SÁT</w:t>
+              <w:t xml:space="preserve">{{agency.parentName}} {{agency.name}}</w:t>
             </w:r>
             <w:r>
               <w:rPr>
@@ -257,7 +257,7 @@
                 <w:szCs w:val="26"/>
                 <w:lang w:val="en-US" w:eastAsia="en-US"/>
               </w:rPr>
-              <w:t xml:space="preserve"> </w:t>
+              <w:t xml:space="preserve"/>
             </w:r>
             <w:r>
               <w:rPr>
@@ -266,7 +266,7 @@
                 <w:szCs w:val="26"/>
                 <w:lang w:val="en-US" w:eastAsia="en-US"/>
               </w:rPr>
-              <w:t>…</w:t>
+              <w:t xml:space="preserve"/>
             </w:r>
             <w:r>
               <w:rPr>
@@ -276,7 +276,7 @@
                 <w:szCs w:val="24"/>
                 <w:lang w:val="en-US" w:eastAsia="en-US"/>
               </w:rPr>
-              <w:t xml:space="preserve"> </w:t>
+              <w:t xml:space="preserve"/>
             </w:r>
             <w:r>
               <w:rPr>
@@ -296,7 +296,7 @@
                 <w:szCs w:val="24"/>
                 <w:lang w:val="en-US" w:eastAsia="en-US"/>
               </w:rPr>
-              <w:t>.................................................</w:t>
+              <w:t xml:space="preserve"/>
             </w:r>
           </w:p>
           <w:p>
@@ -330,31 +330,31 @@
               </w:rPr>
             </w:pPr>
             <w:r>
-              <w:t>Số</w:t>
+              <w:t xml:space="preserve">Số: {{document.documentCode}}</w:t>
             </w:r>
             <w:r>
               <w:rPr>
                 <w:lang w:val="en-US"/>
               </w:rPr>
-              <w:t>:</w:t>
+              <w:t xml:space="preserve"/>
             </w:r>
             <w:r>
               <w:rPr>
                 <w:lang w:val="en-US"/>
               </w:rPr>
-              <w:t xml:space="preserve"> </w:t>
-            </w:r>
-            <w:r>
-              <w:t>…/</w:t>
+              <w:t xml:space="preserve"/>
+            </w:r>
+            <w:r>
+              <w:t xml:space="preserve"/>
             </w:r>
             <w:r>
               <w:rPr>
                 <w:lang w:val="en-US"/>
               </w:rPr>
-              <w:t>YC</w:t>
-            </w:r>
-            <w:r>
-              <w:t>-VKS…-</w:t>
+              <w:t xml:space="preserve"/>
+            </w:r>
+            <w:r>
+              <w:t xml:space="preserve"/>
             </w:r>
             <w:r>
               <w:rPr>
@@ -363,7 +363,7 @@
               <w:footnoteReference w:id="3"/>
             </w:r>
             <w:r>
-              <w:t>…</w:t>
+              <w:t xml:space="preserve"/>
             </w:r>
           </w:p>
         </w:tc>
@@ -462,7 +462,7 @@
               <w:rPr>
                 <w:iCs/>
               </w:rPr>
-              <w:t xml:space="preserve">     </w:t>
+              <w:t xml:space="preserve">{{document.issuePlaceAndDateLine}}</w:t>
             </w:r>
             <w:r>
               <w:rPr>
@@ -477,14 +477,14 @@
                 <w:i/>
                 <w:iCs/>
               </w:rPr>
-              <w:t>…</w:t>
+              <w:t xml:space="preserve"/>
             </w:r>
             <w:r>
               <w:rPr>
                 <w:i/>
                 <w:iCs/>
               </w:rPr>
-              <w:t>, ngày</w:t>
+              <w:t xml:space="preserve"/>
             </w:r>
             <w:r>
               <w:rPr>
@@ -492,14 +492,14 @@
                 <w:iCs/>
                 <w:lang w:val="en-US"/>
               </w:rPr>
-              <w:t xml:space="preserve"> </w:t>
+              <w:t xml:space="preserve"/>
             </w:r>
             <w:r>
               <w:rPr>
                 <w:i/>
                 <w:iCs/>
               </w:rPr>
-              <w:t>… tháng</w:t>
+              <w:t xml:space="preserve"/>
             </w:r>
             <w:r>
               <w:rPr>
@@ -507,21 +507,21 @@
                 <w:iCs/>
                 <w:lang w:val="en-US"/>
               </w:rPr>
-              <w:t xml:space="preserve"> </w:t>
+              <w:t xml:space="preserve"/>
             </w:r>
             <w:r>
               <w:rPr>
                 <w:i/>
                 <w:iCs/>
               </w:rPr>
-              <w:t>… năm 20</w:t>
+              <w:t xml:space="preserve"/>
             </w:r>
             <w:r>
               <w:rPr>
                 <w:i/>
                 <w:iCs/>
               </w:rPr>
-              <w:t>...</w:t>
+              <w:t xml:space="preserve"/>
             </w:r>
           </w:p>
         </w:tc>
@@ -673,7 +673,7 @@
           <w:bCs/>
           <w:sz w:val="24"/>
         </w:rPr>
-        <w:t>VIỆN TRƯỞNG VIỆN KIỂM SÁT</w:t>
+        <w:t xml:space="preserve">{{official.issuerTitle}}</w:t>
       </w:r>
       <w:r>
         <w:rPr>
@@ -683,14 +683,14 @@
           <w:vertAlign w:val="superscript"/>
           <w:lang w:val="en-US"/>
         </w:rPr>
-        <w:t>2</w:t>
+        <w:t xml:space="preserve"/>
       </w:r>
       <w:r>
         <w:rPr>
           <w:sz w:val="24"/>
           <w:lang w:val="en-US"/>
         </w:rPr>
-        <w:t>…</w:t>
+        <w:t xml:space="preserve"/>
       </w:r>
     </w:p>
     <w:p>
@@ -769,397 +769,397 @@
         <w:rPr>
           <w:lang w:val="en-US"/>
         </w:rPr>
-        <w:t>Xét</w:t>
-      </w:r>
-      <w:r>
-        <w:t xml:space="preserve"> Quyết định khởi tố vụ án hình sự </w:t>
-      </w:r>
-      <w:r>
-        <w:rPr>
-          <w:szCs w:val="28"/>
-        </w:rPr>
-        <w:t>số</w:t>
-      </w:r>
-      <w:r>
-        <w:rPr>
-          <w:szCs w:val="28"/>
-        </w:rPr>
-        <w:t xml:space="preserve"> </w:t>
-      </w:r>
-      <w:r>
-        <w:rPr>
-          <w:szCs w:val="28"/>
-        </w:rPr>
-        <w:t>…</w:t>
-      </w:r>
-      <w:r>
-        <w:rPr>
-          <w:szCs w:val="28"/>
-        </w:rPr>
-        <w:t xml:space="preserve"> </w:t>
-      </w:r>
-      <w:r>
-        <w:rPr>
-          <w:szCs w:val="28"/>
-        </w:rPr>
-        <w:t>ngày</w:t>
-      </w:r>
-      <w:r>
-        <w:rPr>
-          <w:szCs w:val="28"/>
-        </w:rPr>
-        <w:t xml:space="preserve"> </w:t>
-      </w:r>
-      <w:r>
-        <w:rPr>
-          <w:szCs w:val="28"/>
-        </w:rPr>
-        <w:t>…</w:t>
-      </w:r>
-      <w:r>
-        <w:rPr>
-          <w:szCs w:val="28"/>
-        </w:rPr>
-        <w:t xml:space="preserve"> </w:t>
-      </w:r>
-      <w:r>
-        <w:rPr>
-          <w:szCs w:val="28"/>
-        </w:rPr>
-        <w:t>tháng</w:t>
-      </w:r>
-      <w:r>
-        <w:rPr>
-          <w:szCs w:val="28"/>
-        </w:rPr>
-        <w:t xml:space="preserve"> </w:t>
-      </w:r>
-      <w:r>
-        <w:rPr>
-          <w:szCs w:val="28"/>
-        </w:rPr>
-        <w:t>…</w:t>
-      </w:r>
-      <w:r>
-        <w:rPr>
-          <w:szCs w:val="28"/>
-        </w:rPr>
-        <w:t xml:space="preserve"> năm …</w:t>
-      </w:r>
-      <w:r>
-        <w:t xml:space="preserve"> </w:t>
-      </w:r>
-      <w:r>
-        <w:t>(</w:t>
-      </w:r>
-      <w:r>
-        <w:t>Quyết định thay đổi</w:t>
-      </w:r>
-      <w:r>
-        <w:rPr>
-          <w:lang w:val="en-US"/>
-        </w:rPr>
-        <w:t>/</w:t>
-      </w:r>
-      <w:r>
-        <w:t xml:space="preserve">bổ sung Quyết định khởi tố </w:t>
-      </w:r>
-      <w:r>
-        <w:t>vụ án</w:t>
-      </w:r>
-      <w:r>
-        <w:t xml:space="preserve"> hình sự</w:t>
-      </w:r>
-      <w:r>
-        <w:t xml:space="preserve"> </w:t>
-      </w:r>
-      <w:r>
-        <w:rPr>
-          <w:szCs w:val="28"/>
-        </w:rPr>
-        <w:t>số</w:t>
-      </w:r>
-      <w:r>
-        <w:rPr>
-          <w:szCs w:val="28"/>
-        </w:rPr>
-        <w:t xml:space="preserve"> </w:t>
-      </w:r>
-      <w:r>
-        <w:rPr>
-          <w:szCs w:val="28"/>
-        </w:rPr>
-        <w:t>…</w:t>
-      </w:r>
-      <w:r>
-        <w:rPr>
-          <w:szCs w:val="28"/>
-        </w:rPr>
-        <w:t xml:space="preserve"> </w:t>
-      </w:r>
-      <w:r>
-        <w:rPr>
-          <w:szCs w:val="28"/>
-        </w:rPr>
-        <w:t>ngày</w:t>
-      </w:r>
-      <w:r>
-        <w:rPr>
-          <w:szCs w:val="28"/>
-        </w:rPr>
-        <w:t xml:space="preserve"> </w:t>
-      </w:r>
-      <w:r>
-        <w:rPr>
-          <w:szCs w:val="28"/>
-        </w:rPr>
-        <w:t>…</w:t>
-      </w:r>
-      <w:r>
-        <w:rPr>
-          <w:szCs w:val="28"/>
-        </w:rPr>
-        <w:t xml:space="preserve"> </w:t>
-      </w:r>
-      <w:r>
-        <w:rPr>
-          <w:szCs w:val="28"/>
-        </w:rPr>
-        <w:t>tháng</w:t>
-      </w:r>
-      <w:r>
-        <w:rPr>
-          <w:szCs w:val="28"/>
-        </w:rPr>
-        <w:t xml:space="preserve"> </w:t>
-      </w:r>
-      <w:r>
-        <w:rPr>
-          <w:szCs w:val="28"/>
-        </w:rPr>
-        <w:t>…</w:t>
-      </w:r>
-      <w:r>
-        <w:rPr>
-          <w:szCs w:val="28"/>
-        </w:rPr>
-        <w:t xml:space="preserve"> năm …</w:t>
-      </w:r>
-      <w:r>
-        <w:t>, nếu có)</w:t>
-      </w:r>
-      <w:r>
-        <w:rPr>
-          <w:lang w:val="en-US"/>
-        </w:rPr>
-        <w:t xml:space="preserve"> </w:t>
-      </w:r>
-      <w:r>
-        <w:t>của</w:t>
+        <w:t xml:space="preserve">{{initiationRequest.reasonLine}}</w:t>
+      </w:r>
+      <w:r>
+        <w:t xml:space="preserve"/>
+      </w:r>
+      <w:r>
+        <w:rPr>
+          <w:szCs w:val="28"/>
+        </w:rPr>
+        <w:t xml:space="preserve"/>
+      </w:r>
+      <w:r>
+        <w:rPr>
+          <w:szCs w:val="28"/>
+        </w:rPr>
+        <w:t xml:space="preserve"/>
+      </w:r>
+      <w:r>
+        <w:rPr>
+          <w:szCs w:val="28"/>
+        </w:rPr>
+        <w:t xml:space="preserve"/>
+      </w:r>
+      <w:r>
+        <w:rPr>
+          <w:szCs w:val="28"/>
+        </w:rPr>
+        <w:t xml:space="preserve"/>
+      </w:r>
+      <w:r>
+        <w:rPr>
+          <w:szCs w:val="28"/>
+        </w:rPr>
+        <w:t xml:space="preserve"/>
+      </w:r>
+      <w:r>
+        <w:rPr>
+          <w:szCs w:val="28"/>
+        </w:rPr>
+        <w:t xml:space="preserve"/>
+      </w:r>
+      <w:r>
+        <w:rPr>
+          <w:szCs w:val="28"/>
+        </w:rPr>
+        <w:t xml:space="preserve"/>
+      </w:r>
+      <w:r>
+        <w:rPr>
+          <w:szCs w:val="28"/>
+        </w:rPr>
+        <w:t xml:space="preserve"/>
+      </w:r>
+      <w:r>
+        <w:rPr>
+          <w:szCs w:val="28"/>
+        </w:rPr>
+        <w:t xml:space="preserve"/>
+      </w:r>
+      <w:r>
+        <w:rPr>
+          <w:szCs w:val="28"/>
+        </w:rPr>
+        <w:t xml:space="preserve"/>
+      </w:r>
+      <w:r>
+        <w:rPr>
+          <w:szCs w:val="28"/>
+        </w:rPr>
+        <w:t xml:space="preserve"/>
+      </w:r>
+      <w:r>
+        <w:rPr>
+          <w:szCs w:val="28"/>
+        </w:rPr>
+        <w:t xml:space="preserve"/>
+      </w:r>
+      <w:r>
+        <w:t xml:space="preserve"/>
+      </w:r>
+      <w:r>
+        <w:t xml:space="preserve"/>
+      </w:r>
+      <w:r>
+        <w:t xml:space="preserve"/>
+      </w:r>
+      <w:r>
+        <w:rPr>
+          <w:lang w:val="en-US"/>
+        </w:rPr>
+        <w:t xml:space="preserve"/>
+      </w:r>
+      <w:r>
+        <w:t xml:space="preserve"/>
+      </w:r>
+      <w:r>
+        <w:t xml:space="preserve"/>
+      </w:r>
+      <w:r>
+        <w:t xml:space="preserve"/>
+      </w:r>
+      <w:r>
+        <w:t xml:space="preserve"/>
+      </w:r>
+      <w:r>
+        <w:rPr>
+          <w:szCs w:val="28"/>
+        </w:rPr>
+        <w:t xml:space="preserve"/>
+      </w:r>
+      <w:r>
+        <w:rPr>
+          <w:szCs w:val="28"/>
+        </w:rPr>
+        <w:t xml:space="preserve"/>
+      </w:r>
+      <w:r>
+        <w:rPr>
+          <w:szCs w:val="28"/>
+        </w:rPr>
+        <w:t xml:space="preserve"/>
+      </w:r>
+      <w:r>
+        <w:rPr>
+          <w:szCs w:val="28"/>
+        </w:rPr>
+        <w:t xml:space="preserve"/>
+      </w:r>
+      <w:r>
+        <w:rPr>
+          <w:szCs w:val="28"/>
+        </w:rPr>
+        <w:t xml:space="preserve"/>
+      </w:r>
+      <w:r>
+        <w:rPr>
+          <w:szCs w:val="28"/>
+        </w:rPr>
+        <w:t xml:space="preserve"/>
+      </w:r>
+      <w:r>
+        <w:rPr>
+          <w:szCs w:val="28"/>
+        </w:rPr>
+        <w:t xml:space="preserve"/>
+      </w:r>
+      <w:r>
+        <w:rPr>
+          <w:szCs w:val="28"/>
+        </w:rPr>
+        <w:t xml:space="preserve"/>
+      </w:r>
+      <w:r>
+        <w:rPr>
+          <w:szCs w:val="28"/>
+        </w:rPr>
+        <w:t xml:space="preserve"/>
+      </w:r>
+      <w:r>
+        <w:rPr>
+          <w:szCs w:val="28"/>
+        </w:rPr>
+        <w:t xml:space="preserve"/>
+      </w:r>
+      <w:r>
+        <w:rPr>
+          <w:szCs w:val="28"/>
+        </w:rPr>
+        <w:t xml:space="preserve"/>
+      </w:r>
+      <w:r>
+        <w:rPr>
+          <w:szCs w:val="28"/>
+        </w:rPr>
+        <w:t xml:space="preserve"/>
+      </w:r>
+      <w:r>
+        <w:t xml:space="preserve"/>
+      </w:r>
+      <w:r>
+        <w:rPr>
+          <w:lang w:val="en-US"/>
+        </w:rPr>
+        <w:t xml:space="preserve"/>
+      </w:r>
+      <w:r>
+        <w:t xml:space="preserve"/>
       </w:r>
       <w:r>
         <w:rPr>
           <w:vertAlign w:val="superscript"/>
           <w:lang w:val="en-US"/>
         </w:rPr>
-        <w:t>6</w:t>
-      </w:r>
-      <w:r>
-        <w:t>…</w:t>
-      </w:r>
-      <w:r>
-        <w:t xml:space="preserve"> </w:t>
-      </w:r>
-      <w:r>
-        <w:t>về tội</w:t>
-      </w:r>
-      <w:r>
-        <w:rPr>
-          <w:lang w:val="en-US"/>
-        </w:rPr>
-        <w:t xml:space="preserve"> </w:t>
-      </w:r>
-      <w:r>
-        <w:t>…</w:t>
-      </w:r>
-      <w:r>
-        <w:rPr>
-          <w:lang w:val="en-US"/>
-        </w:rPr>
-        <w:t xml:space="preserve"> </w:t>
-      </w:r>
-      <w:r>
-        <w:t>quy định tại khoản</w:t>
-      </w:r>
-      <w:r>
-        <w:rPr>
-          <w:lang w:val="en-US"/>
-        </w:rPr>
-        <w:t xml:space="preserve"> </w:t>
-      </w:r>
-      <w:r>
-        <w:t>…</w:t>
-      </w:r>
-      <w:r>
-        <w:rPr>
-          <w:lang w:val="en-US"/>
-        </w:rPr>
-        <w:t xml:space="preserve"> </w:t>
-      </w:r>
-      <w:r>
-        <w:t>Điều</w:t>
-      </w:r>
-      <w:r>
-        <w:rPr>
-          <w:lang w:val="en-US"/>
-        </w:rPr>
-        <w:t xml:space="preserve"> </w:t>
-      </w:r>
-      <w:r>
-        <w:t>…</w:t>
-      </w:r>
-      <w:r>
-        <w:t xml:space="preserve"> </w:t>
-      </w:r>
-      <w:r>
-        <w:rPr>
-          <w:lang w:val="en-US"/>
-        </w:rPr>
-        <w:t xml:space="preserve">của </w:t>
-      </w:r>
-      <w:r>
-        <w:t>Bộ luật Hình sự</w:t>
-      </w:r>
-      <w:r>
-        <w:rPr>
-          <w:lang w:val="en-US"/>
-        </w:rPr>
-        <w:t>/</w:t>
-      </w:r>
-      <w:r>
-        <w:t xml:space="preserve">Quyết định </w:t>
-      </w:r>
-      <w:r>
-        <w:rPr>
-          <w:lang w:val="en-US"/>
-        </w:rPr>
-        <w:t xml:space="preserve">không </w:t>
-      </w:r>
-      <w:r>
-        <w:t xml:space="preserve">khởi tố vụ án hình sự </w:t>
-      </w:r>
-      <w:r>
-        <w:rPr>
-          <w:szCs w:val="28"/>
-        </w:rPr>
-        <w:t>số</w:t>
-      </w:r>
-      <w:r>
-        <w:rPr>
-          <w:szCs w:val="28"/>
-        </w:rPr>
-        <w:t xml:space="preserve"> </w:t>
-      </w:r>
-      <w:r>
-        <w:rPr>
-          <w:szCs w:val="28"/>
-        </w:rPr>
-        <w:t>…</w:t>
-      </w:r>
-      <w:r>
-        <w:rPr>
-          <w:szCs w:val="28"/>
-        </w:rPr>
-        <w:t xml:space="preserve"> </w:t>
-      </w:r>
-      <w:r>
-        <w:rPr>
-          <w:szCs w:val="28"/>
-        </w:rPr>
-        <w:t>ngày</w:t>
-      </w:r>
-      <w:r>
-        <w:rPr>
-          <w:szCs w:val="28"/>
-        </w:rPr>
-        <w:t xml:space="preserve"> </w:t>
-      </w:r>
-      <w:r>
-        <w:rPr>
-          <w:szCs w:val="28"/>
-        </w:rPr>
-        <w:t>…</w:t>
-      </w:r>
-      <w:r>
-        <w:rPr>
-          <w:szCs w:val="28"/>
-        </w:rPr>
-        <w:t xml:space="preserve"> </w:t>
-      </w:r>
-      <w:r>
-        <w:rPr>
-          <w:szCs w:val="28"/>
-        </w:rPr>
-        <w:t>tháng</w:t>
-      </w:r>
-      <w:r>
-        <w:rPr>
-          <w:szCs w:val="28"/>
-        </w:rPr>
-        <w:t xml:space="preserve"> </w:t>
-      </w:r>
-      <w:r>
-        <w:rPr>
-          <w:szCs w:val="28"/>
-        </w:rPr>
-        <w:t>…</w:t>
-      </w:r>
-      <w:r>
-        <w:rPr>
-          <w:szCs w:val="28"/>
-        </w:rPr>
-        <w:t xml:space="preserve"> năm …</w:t>
-      </w:r>
-      <w:r>
-        <w:rPr>
-          <w:szCs w:val="28"/>
-          <w:lang w:val="en-US"/>
-        </w:rPr>
-        <w:t xml:space="preserve"> </w:t>
-      </w:r>
-      <w:r>
-        <w:rPr>
-          <w:lang w:val="en-US"/>
-        </w:rPr>
-        <w:t>của</w:t>
+        <w:t xml:space="preserve"/>
+      </w:r>
+      <w:r>
+        <w:t xml:space="preserve"/>
+      </w:r>
+      <w:r>
+        <w:t xml:space="preserve"/>
+      </w:r>
+      <w:r>
+        <w:t xml:space="preserve"/>
+      </w:r>
+      <w:r>
+        <w:rPr>
+          <w:lang w:val="en-US"/>
+        </w:rPr>
+        <w:t xml:space="preserve"/>
+      </w:r>
+      <w:r>
+        <w:t xml:space="preserve"/>
+      </w:r>
+      <w:r>
+        <w:rPr>
+          <w:lang w:val="en-US"/>
+        </w:rPr>
+        <w:t xml:space="preserve"/>
+      </w:r>
+      <w:r>
+        <w:t xml:space="preserve"/>
+      </w:r>
+      <w:r>
+        <w:rPr>
+          <w:lang w:val="en-US"/>
+        </w:rPr>
+        <w:t xml:space="preserve"/>
+      </w:r>
+      <w:r>
+        <w:t xml:space="preserve"/>
+      </w:r>
+      <w:r>
+        <w:rPr>
+          <w:lang w:val="en-US"/>
+        </w:rPr>
+        <w:t xml:space="preserve"/>
+      </w:r>
+      <w:r>
+        <w:t xml:space="preserve"/>
+      </w:r>
+      <w:r>
+        <w:rPr>
+          <w:lang w:val="en-US"/>
+        </w:rPr>
+        <w:t xml:space="preserve"/>
+      </w:r>
+      <w:r>
+        <w:t xml:space="preserve"/>
+      </w:r>
+      <w:r>
+        <w:t xml:space="preserve"/>
+      </w:r>
+      <w:r>
+        <w:rPr>
+          <w:lang w:val="en-US"/>
+        </w:rPr>
+        <w:t xml:space="preserve"/>
+      </w:r>
+      <w:r>
+        <w:t xml:space="preserve"/>
+      </w:r>
+      <w:r>
+        <w:rPr>
+          <w:lang w:val="en-US"/>
+        </w:rPr>
+        <w:t xml:space="preserve"/>
+      </w:r>
+      <w:r>
+        <w:t xml:space="preserve"/>
+      </w:r>
+      <w:r>
+        <w:rPr>
+          <w:lang w:val="en-US"/>
+        </w:rPr>
+        <w:t xml:space="preserve"/>
+      </w:r>
+      <w:r>
+        <w:t xml:space="preserve"/>
+      </w:r>
+      <w:r>
+        <w:rPr>
+          <w:szCs w:val="28"/>
+        </w:rPr>
+        <w:t xml:space="preserve"/>
+      </w:r>
+      <w:r>
+        <w:rPr>
+          <w:szCs w:val="28"/>
+        </w:rPr>
+        <w:t xml:space="preserve"/>
+      </w:r>
+      <w:r>
+        <w:rPr>
+          <w:szCs w:val="28"/>
+        </w:rPr>
+        <w:t xml:space="preserve"/>
+      </w:r>
+      <w:r>
+        <w:rPr>
+          <w:szCs w:val="28"/>
+        </w:rPr>
+        <w:t xml:space="preserve"/>
+      </w:r>
+      <w:r>
+        <w:rPr>
+          <w:szCs w:val="28"/>
+        </w:rPr>
+        <w:t xml:space="preserve"/>
+      </w:r>
+      <w:r>
+        <w:rPr>
+          <w:szCs w:val="28"/>
+        </w:rPr>
+        <w:t xml:space="preserve"/>
+      </w:r>
+      <w:r>
+        <w:rPr>
+          <w:szCs w:val="28"/>
+        </w:rPr>
+        <w:t xml:space="preserve"/>
+      </w:r>
+      <w:r>
+        <w:rPr>
+          <w:szCs w:val="28"/>
+        </w:rPr>
+        <w:t xml:space="preserve"/>
+      </w:r>
+      <w:r>
+        <w:rPr>
+          <w:szCs w:val="28"/>
+        </w:rPr>
+        <w:t xml:space="preserve"/>
+      </w:r>
+      <w:r>
+        <w:rPr>
+          <w:szCs w:val="28"/>
+        </w:rPr>
+        <w:t xml:space="preserve"/>
+      </w:r>
+      <w:r>
+        <w:rPr>
+          <w:szCs w:val="28"/>
+        </w:rPr>
+        <w:t xml:space="preserve"/>
+      </w:r>
+      <w:r>
+        <w:rPr>
+          <w:szCs w:val="28"/>
+        </w:rPr>
+        <w:t xml:space="preserve"/>
+      </w:r>
+      <w:r>
+        <w:rPr>
+          <w:szCs w:val="28"/>
+          <w:lang w:val="en-US"/>
+        </w:rPr>
+        <w:t xml:space="preserve"/>
+      </w:r>
+      <w:r>
+        <w:rPr>
+          <w:lang w:val="en-US"/>
+        </w:rPr>
+        <w:t xml:space="preserve"/>
       </w:r>
       <w:r>
         <w:rPr>
           <w:vertAlign w:val="superscript"/>
           <w:lang w:val="en-US"/>
         </w:rPr>
-        <w:t>6</w:t>
-      </w:r>
-      <w:r>
-        <w:rPr>
-          <w:lang w:val="en-US"/>
-        </w:rPr>
-        <w:t>…</w:t>
-      </w:r>
-      <w:r>
-        <w:t xml:space="preserve"> </w:t>
-      </w:r>
-      <w:r>
-        <w:t>là không có căn cứ</w:t>
-      </w:r>
-      <w:r>
-        <w:rPr>
-          <w:lang w:val="en-US"/>
-        </w:rPr>
-        <w:t xml:space="preserve"> và trái pháp luật</w:t>
-      </w:r>
-      <w:r>
-        <w:t>;</w:t>
+        <w:t xml:space="preserve"/>
+      </w:r>
+      <w:r>
+        <w:rPr>
+          <w:lang w:val="en-US"/>
+        </w:rPr>
+        <w:t xml:space="preserve"/>
+      </w:r>
+      <w:r>
+        <w:t xml:space="preserve"/>
+      </w:r>
+      <w:r>
+        <w:t xml:space="preserve"/>
+      </w:r>
+      <w:r>
+        <w:rPr>
+          <w:lang w:val="en-US"/>
+        </w:rPr>
+        <w:t xml:space="preserve"/>
+      </w:r>
+      <w:r>
+        <w:t xml:space="preserve"/>
       </w:r>
     </w:p>
     <w:p>
@@ -1197,346 +1197,346 @@
           <w:bCs/>
           <w:szCs w:val="28"/>
         </w:rPr>
-        <w:t>Điều</w:t>
+        <w:t xml:space="preserve">Điều 1. {{initiationRequest.article1Line}}</w:t>
       </w:r>
       <w:r>
         <w:rPr>
           <w:b/>
         </w:rPr>
-        <w:t xml:space="preserve"> </w:t>
+        <w:t xml:space="preserve"/>
       </w:r>
       <w:r>
         <w:rPr>
           <w:b/>
           <w:lang w:val="en-US"/>
         </w:rPr>
-        <w:t>1</w:t>
+        <w:t xml:space="preserve"/>
       </w:r>
       <w:r>
         <w:rPr>
           <w:b/>
         </w:rPr>
-        <w:t>.</w:t>
-      </w:r>
-      <w:r>
-        <w:t xml:space="preserve"> </w:t>
-      </w:r>
-      <w:r>
-        <w:t>Cơ quan</w:t>
-      </w:r>
-      <w:r>
-        <w:rPr>
-          <w:lang w:val="en-US"/>
-        </w:rPr>
-        <w:t>, người có thẩm quyền</w:t>
+        <w:t xml:space="preserve"/>
+      </w:r>
+      <w:r>
+        <w:t xml:space="preserve"/>
+      </w:r>
+      <w:r>
+        <w:t xml:space="preserve"/>
+      </w:r>
+      <w:r>
+        <w:rPr>
+          <w:lang w:val="en-US"/>
+        </w:rPr>
+        <w:t xml:space="preserve"/>
       </w:r>
       <w:r>
         <w:rPr>
           <w:vertAlign w:val="superscript"/>
           <w:lang w:val="en-US"/>
         </w:rPr>
-        <w:t>6</w:t>
-      </w:r>
-      <w:r>
-        <w:t>…</w:t>
-      </w:r>
-      <w:r>
-        <w:rPr>
-          <w:lang w:val="en-US"/>
-        </w:rPr>
-        <w:t xml:space="preserve"> </w:t>
-      </w:r>
-      <w:r>
-        <w:t>ra Quyết định</w:t>
-      </w:r>
-      <w:r>
-        <w:t xml:space="preserve"> </w:t>
-      </w:r>
-      <w:r>
-        <w:rPr>
-          <w:lang w:val="en-US"/>
-        </w:rPr>
-        <w:t xml:space="preserve">hủy bỏ </w:t>
-      </w:r>
-      <w:r>
-        <w:t xml:space="preserve">Quyết định khởi tố vụ án hình sự </w:t>
-      </w:r>
-      <w:r>
-        <w:rPr>
-          <w:szCs w:val="28"/>
-        </w:rPr>
-        <w:t>số</w:t>
-      </w:r>
-      <w:r>
-        <w:rPr>
-          <w:szCs w:val="28"/>
-        </w:rPr>
-        <w:t xml:space="preserve"> </w:t>
-      </w:r>
-      <w:r>
-        <w:rPr>
-          <w:szCs w:val="28"/>
-        </w:rPr>
-        <w:t>…</w:t>
-      </w:r>
-      <w:r>
-        <w:rPr>
-          <w:szCs w:val="28"/>
-        </w:rPr>
-        <w:t xml:space="preserve"> </w:t>
-      </w:r>
-      <w:r>
-        <w:rPr>
-          <w:szCs w:val="28"/>
-        </w:rPr>
-        <w:t>ngày</w:t>
-      </w:r>
-      <w:r>
-        <w:rPr>
-          <w:szCs w:val="28"/>
-        </w:rPr>
-        <w:t xml:space="preserve"> </w:t>
-      </w:r>
-      <w:r>
-        <w:rPr>
-          <w:szCs w:val="28"/>
-        </w:rPr>
-        <w:t>…</w:t>
-      </w:r>
-      <w:r>
-        <w:rPr>
-          <w:szCs w:val="28"/>
-        </w:rPr>
-        <w:t xml:space="preserve"> </w:t>
-      </w:r>
-      <w:r>
-        <w:rPr>
-          <w:szCs w:val="28"/>
-        </w:rPr>
-        <w:t>tháng</w:t>
-      </w:r>
-      <w:r>
-        <w:rPr>
-          <w:szCs w:val="28"/>
-        </w:rPr>
-        <w:t xml:space="preserve"> </w:t>
-      </w:r>
-      <w:r>
-        <w:rPr>
-          <w:szCs w:val="28"/>
-        </w:rPr>
-        <w:t>…</w:t>
-      </w:r>
-      <w:r>
-        <w:rPr>
-          <w:szCs w:val="28"/>
-        </w:rPr>
-        <w:t xml:space="preserve"> năm …</w:t>
-      </w:r>
-      <w:r>
-        <w:rPr>
-          <w:szCs w:val="28"/>
-          <w:lang w:val="en-US"/>
-        </w:rPr>
-        <w:t xml:space="preserve"> </w:t>
-      </w:r>
-      <w:r>
-        <w:t>của</w:t>
+        <w:t xml:space="preserve"/>
+      </w:r>
+      <w:r>
+        <w:t xml:space="preserve"/>
+      </w:r>
+      <w:r>
+        <w:rPr>
+          <w:lang w:val="en-US"/>
+        </w:rPr>
+        <w:t xml:space="preserve"/>
+      </w:r>
+      <w:r>
+        <w:t xml:space="preserve"/>
+      </w:r>
+      <w:r>
+        <w:t xml:space="preserve"/>
+      </w:r>
+      <w:r>
+        <w:rPr>
+          <w:lang w:val="en-US"/>
+        </w:rPr>
+        <w:t xml:space="preserve"/>
+      </w:r>
+      <w:r>
+        <w:t xml:space="preserve"/>
+      </w:r>
+      <w:r>
+        <w:rPr>
+          <w:szCs w:val="28"/>
+        </w:rPr>
+        <w:t xml:space="preserve"/>
+      </w:r>
+      <w:r>
+        <w:rPr>
+          <w:szCs w:val="28"/>
+        </w:rPr>
+        <w:t xml:space="preserve"/>
+      </w:r>
+      <w:r>
+        <w:rPr>
+          <w:szCs w:val="28"/>
+        </w:rPr>
+        <w:t xml:space="preserve"/>
+      </w:r>
+      <w:r>
+        <w:rPr>
+          <w:szCs w:val="28"/>
+        </w:rPr>
+        <w:t xml:space="preserve"/>
+      </w:r>
+      <w:r>
+        <w:rPr>
+          <w:szCs w:val="28"/>
+        </w:rPr>
+        <w:t xml:space="preserve"/>
+      </w:r>
+      <w:r>
+        <w:rPr>
+          <w:szCs w:val="28"/>
+        </w:rPr>
+        <w:t xml:space="preserve"/>
+      </w:r>
+      <w:r>
+        <w:rPr>
+          <w:szCs w:val="28"/>
+        </w:rPr>
+        <w:t xml:space="preserve"/>
+      </w:r>
+      <w:r>
+        <w:rPr>
+          <w:szCs w:val="28"/>
+        </w:rPr>
+        <w:t xml:space="preserve"/>
+      </w:r>
+      <w:r>
+        <w:rPr>
+          <w:szCs w:val="28"/>
+        </w:rPr>
+        <w:t xml:space="preserve"/>
+      </w:r>
+      <w:r>
+        <w:rPr>
+          <w:szCs w:val="28"/>
+        </w:rPr>
+        <w:t xml:space="preserve"/>
+      </w:r>
+      <w:r>
+        <w:rPr>
+          <w:szCs w:val="28"/>
+        </w:rPr>
+        <w:t xml:space="preserve"/>
+      </w:r>
+      <w:r>
+        <w:rPr>
+          <w:szCs w:val="28"/>
+        </w:rPr>
+        <w:t xml:space="preserve"/>
+      </w:r>
+      <w:r>
+        <w:rPr>
+          <w:szCs w:val="28"/>
+          <w:lang w:val="en-US"/>
+        </w:rPr>
+        <w:t xml:space="preserve"/>
+      </w:r>
+      <w:r>
+        <w:t xml:space="preserve"/>
       </w:r>
       <w:r>
         <w:rPr>
           <w:vertAlign w:val="superscript"/>
           <w:lang w:val="en-US"/>
         </w:rPr>
-        <w:t>6</w:t>
-      </w:r>
-      <w:r>
-        <w:t>…</w:t>
-      </w:r>
-      <w:r>
-        <w:t xml:space="preserve"> </w:t>
-      </w:r>
-      <w:r>
-        <w:t>về tội</w:t>
-      </w:r>
-      <w:r>
-        <w:rPr>
-          <w:lang w:val="en-US"/>
-        </w:rPr>
-        <w:t xml:space="preserve"> </w:t>
-      </w:r>
-      <w:r>
-        <w:t>…</w:t>
-      </w:r>
-      <w:r>
-        <w:rPr>
-          <w:lang w:val="en-US"/>
-        </w:rPr>
-        <w:t xml:space="preserve"> </w:t>
-      </w:r>
-      <w:r>
-        <w:t xml:space="preserve">quy định tại </w:t>
-      </w:r>
-      <w:r>
-        <w:t>khoản</w:t>
-      </w:r>
-      <w:r>
-        <w:rPr>
-          <w:lang w:val="en-US"/>
-        </w:rPr>
-        <w:t xml:space="preserve"> </w:t>
-      </w:r>
-      <w:r>
-        <w:t>…</w:t>
-      </w:r>
-      <w:r>
-        <w:rPr>
-          <w:lang w:val="en-US"/>
-        </w:rPr>
-        <w:t xml:space="preserve"> </w:t>
-      </w:r>
-      <w:r>
-        <w:t>Điều</w:t>
-      </w:r>
-      <w:r>
-        <w:rPr>
-          <w:lang w:val="en-US"/>
-        </w:rPr>
-        <w:t xml:space="preserve"> </w:t>
-      </w:r>
-      <w:r>
-        <w:t>…</w:t>
-      </w:r>
-      <w:r>
-        <w:t xml:space="preserve"> </w:t>
-      </w:r>
-      <w:r>
-        <w:rPr>
-          <w:lang w:val="en-US"/>
-        </w:rPr>
-        <w:t xml:space="preserve">của </w:t>
-      </w:r>
-      <w:r>
-        <w:t>Bộ luật Hình sự</w:t>
-      </w:r>
-      <w:r>
-        <w:rPr>
-          <w:lang w:val="en-US"/>
-        </w:rPr>
-        <w:t>/</w:t>
-      </w:r>
-      <w:r>
-        <w:t xml:space="preserve">Quyết định </w:t>
-      </w:r>
-      <w:r>
-        <w:rPr>
-          <w:lang w:val="en-US"/>
-        </w:rPr>
-        <w:t xml:space="preserve">không </w:t>
-      </w:r>
-      <w:r>
-        <w:t>khởi tố vụ án hình sự số</w:t>
-      </w:r>
-      <w:r>
-        <w:rPr>
-          <w:lang w:val="en-US"/>
-        </w:rPr>
-        <w:t xml:space="preserve"> </w:t>
-      </w:r>
-      <w:r>
-        <w:rPr>
-          <w:szCs w:val="28"/>
-        </w:rPr>
-        <w:t>…</w:t>
-      </w:r>
-      <w:r>
-        <w:rPr>
-          <w:szCs w:val="28"/>
-        </w:rPr>
-        <w:t xml:space="preserve"> </w:t>
-      </w:r>
-      <w:r>
-        <w:rPr>
-          <w:szCs w:val="28"/>
-        </w:rPr>
-        <w:t>ngày</w:t>
-      </w:r>
-      <w:r>
-        <w:rPr>
-          <w:szCs w:val="28"/>
-        </w:rPr>
-        <w:t xml:space="preserve"> </w:t>
-      </w:r>
-      <w:r>
-        <w:rPr>
-          <w:szCs w:val="28"/>
-        </w:rPr>
-        <w:t>…</w:t>
-      </w:r>
-      <w:r>
-        <w:rPr>
-          <w:szCs w:val="28"/>
-        </w:rPr>
-        <w:t xml:space="preserve"> </w:t>
-      </w:r>
-      <w:r>
-        <w:rPr>
-          <w:szCs w:val="28"/>
-        </w:rPr>
-        <w:t>tháng</w:t>
-      </w:r>
-      <w:r>
-        <w:rPr>
-          <w:szCs w:val="28"/>
-        </w:rPr>
-        <w:t xml:space="preserve"> </w:t>
-      </w:r>
-      <w:r>
-        <w:rPr>
-          <w:szCs w:val="28"/>
-        </w:rPr>
-        <w:t>…</w:t>
-      </w:r>
-      <w:r>
-        <w:rPr>
-          <w:szCs w:val="28"/>
-        </w:rPr>
-        <w:t xml:space="preserve"> năm …</w:t>
-      </w:r>
-      <w:r>
-        <w:rPr>
-          <w:szCs w:val="28"/>
-          <w:lang w:val="en-US"/>
-        </w:rPr>
-        <w:t xml:space="preserve"> </w:t>
-      </w:r>
-      <w:r>
-        <w:rPr>
-          <w:lang w:val="en-US"/>
-        </w:rPr>
-        <w:t>của</w:t>
+        <w:t xml:space="preserve"/>
+      </w:r>
+      <w:r>
+        <w:t xml:space="preserve"/>
+      </w:r>
+      <w:r>
+        <w:t xml:space="preserve"/>
+      </w:r>
+      <w:r>
+        <w:t xml:space="preserve"/>
+      </w:r>
+      <w:r>
+        <w:rPr>
+          <w:lang w:val="en-US"/>
+        </w:rPr>
+        <w:t xml:space="preserve"/>
+      </w:r>
+      <w:r>
+        <w:t xml:space="preserve"/>
+      </w:r>
+      <w:r>
+        <w:rPr>
+          <w:lang w:val="en-US"/>
+        </w:rPr>
+        <w:t xml:space="preserve"/>
+      </w:r>
+      <w:r>
+        <w:t xml:space="preserve"/>
+      </w:r>
+      <w:r>
+        <w:t xml:space="preserve"/>
+      </w:r>
+      <w:r>
+        <w:rPr>
+          <w:lang w:val="en-US"/>
+        </w:rPr>
+        <w:t xml:space="preserve"/>
+      </w:r>
+      <w:r>
+        <w:t xml:space="preserve"/>
+      </w:r>
+      <w:r>
+        <w:rPr>
+          <w:lang w:val="en-US"/>
+        </w:rPr>
+        <w:t xml:space="preserve"/>
+      </w:r>
+      <w:r>
+        <w:t xml:space="preserve"/>
+      </w:r>
+      <w:r>
+        <w:rPr>
+          <w:lang w:val="en-US"/>
+        </w:rPr>
+        <w:t xml:space="preserve"/>
+      </w:r>
+      <w:r>
+        <w:t xml:space="preserve"/>
+      </w:r>
+      <w:r>
+        <w:t xml:space="preserve"/>
+      </w:r>
+      <w:r>
+        <w:rPr>
+          <w:lang w:val="en-US"/>
+        </w:rPr>
+        <w:t xml:space="preserve"/>
+      </w:r>
+      <w:r>
+        <w:t xml:space="preserve"/>
+      </w:r>
+      <w:r>
+        <w:rPr>
+          <w:lang w:val="en-US"/>
+        </w:rPr>
+        <w:t xml:space="preserve"/>
+      </w:r>
+      <w:r>
+        <w:t xml:space="preserve"/>
+      </w:r>
+      <w:r>
+        <w:rPr>
+          <w:lang w:val="en-US"/>
+        </w:rPr>
+        <w:t xml:space="preserve"/>
+      </w:r>
+      <w:r>
+        <w:t xml:space="preserve"/>
+      </w:r>
+      <w:r>
+        <w:rPr>
+          <w:lang w:val="en-US"/>
+        </w:rPr>
+        <w:t xml:space="preserve"/>
+      </w:r>
+      <w:r>
+        <w:rPr>
+          <w:szCs w:val="28"/>
+        </w:rPr>
+        <w:t xml:space="preserve"/>
+      </w:r>
+      <w:r>
+        <w:rPr>
+          <w:szCs w:val="28"/>
+        </w:rPr>
+        <w:t xml:space="preserve"/>
+      </w:r>
+      <w:r>
+        <w:rPr>
+          <w:szCs w:val="28"/>
+        </w:rPr>
+        <w:t xml:space="preserve"/>
+      </w:r>
+      <w:r>
+        <w:rPr>
+          <w:szCs w:val="28"/>
+        </w:rPr>
+        <w:t xml:space="preserve"/>
+      </w:r>
+      <w:r>
+        <w:rPr>
+          <w:szCs w:val="28"/>
+        </w:rPr>
+        <w:t xml:space="preserve"/>
+      </w:r>
+      <w:r>
+        <w:rPr>
+          <w:szCs w:val="28"/>
+        </w:rPr>
+        <w:t xml:space="preserve"/>
+      </w:r>
+      <w:r>
+        <w:rPr>
+          <w:szCs w:val="28"/>
+        </w:rPr>
+        <w:t xml:space="preserve"/>
+      </w:r>
+      <w:r>
+        <w:rPr>
+          <w:szCs w:val="28"/>
+        </w:rPr>
+        <w:t xml:space="preserve"/>
+      </w:r>
+      <w:r>
+        <w:rPr>
+          <w:szCs w:val="28"/>
+        </w:rPr>
+        <w:t xml:space="preserve"/>
+      </w:r>
+      <w:r>
+        <w:rPr>
+          <w:szCs w:val="28"/>
+        </w:rPr>
+        <w:t xml:space="preserve"/>
+      </w:r>
+      <w:r>
+        <w:rPr>
+          <w:szCs w:val="28"/>
+          <w:lang w:val="en-US"/>
+        </w:rPr>
+        <w:t xml:space="preserve"/>
+      </w:r>
+      <w:r>
+        <w:rPr>
+          <w:lang w:val="en-US"/>
+        </w:rPr>
+        <w:t xml:space="preserve"/>
       </w:r>
       <w:r>
         <w:rPr>
           <w:vertAlign w:val="superscript"/>
           <w:lang w:val="en-US"/>
         </w:rPr>
-        <w:t>6</w:t>
-      </w:r>
-      <w:r>
-        <w:rPr>
-          <w:lang w:val="en-US"/>
-        </w:rPr>
-        <w:t>…</w:t>
-      </w:r>
-      <w:r>
-        <w:rPr>
-          <w:lang w:val="en-US"/>
-        </w:rPr>
-        <w:t>.</w:t>
-      </w:r>
-      <w:r>
-        <w:t xml:space="preserve"> </w:t>
+        <w:t xml:space="preserve"/>
+      </w:r>
+      <w:r>
+        <w:rPr>
+          <w:lang w:val="en-US"/>
+        </w:rPr>
+        <w:t xml:space="preserve"/>
+      </w:r>
+      <w:r>
+        <w:rPr>
+          <w:lang w:val="en-US"/>
+        </w:rPr>
+        <w:t xml:space="preserve"/>
+      </w:r>
+      <w:r>
+        <w:t xml:space="preserve"/>
       </w:r>
     </w:p>
     <w:p>
@@ -1551,80 +1551,80 @@
           <w:bCs/>
           <w:szCs w:val="28"/>
         </w:rPr>
-        <w:t>Điều</w:t>
+        <w:t xml:space="preserve">Điều 2. {{initiationRequest.article2Line}}</w:t>
       </w:r>
       <w:r>
         <w:rPr>
           <w:b/>
         </w:rPr>
-        <w:t xml:space="preserve"> 2.</w:t>
-      </w:r>
-      <w:r>
-        <w:t xml:space="preserve"> Yêu cầu</w:t>
-      </w:r>
-      <w:r>
-        <w:t xml:space="preserve"> </w:t>
-      </w:r>
-      <w:r>
-        <w:rPr>
-          <w:lang w:val="en-US"/>
-        </w:rPr>
-        <w:t>c</w:t>
-      </w:r>
-      <w:r>
-        <w:t>ơ quan</w:t>
-      </w:r>
-      <w:r>
-        <w:rPr>
-          <w:lang w:val="en-US"/>
-        </w:rPr>
-        <w:t>, người có thẩm quyền</w:t>
+        <w:t xml:space="preserve"/>
+      </w:r>
+      <w:r>
+        <w:t xml:space="preserve"/>
+      </w:r>
+      <w:r>
+        <w:t xml:space="preserve"/>
+      </w:r>
+      <w:r>
+        <w:rPr>
+          <w:lang w:val="en-US"/>
+        </w:rPr>
+        <w:t xml:space="preserve"/>
+      </w:r>
+      <w:r>
+        <w:t xml:space="preserve"/>
+      </w:r>
+      <w:r>
+        <w:rPr>
+          <w:lang w:val="en-US"/>
+        </w:rPr>
+        <w:t xml:space="preserve"/>
       </w:r>
       <w:r>
         <w:rPr>
           <w:vertAlign w:val="superscript"/>
           <w:lang w:val="en-US"/>
         </w:rPr>
-        <w:t>6</w:t>
-      </w:r>
-      <w:r>
-        <w:t>...</w:t>
-      </w:r>
-      <w:r>
-        <w:t xml:space="preserve"> tiếp tục</w:t>
-      </w:r>
-      <w:r>
-        <w:t xml:space="preserve"> giải quyết </w:t>
+        <w:t xml:space="preserve"/>
+      </w:r>
+      <w:r>
+        <w:t xml:space="preserve"/>
+      </w:r>
+      <w:r>
+        <w:t xml:space="preserve"/>
+      </w:r>
+      <w:r>
+        <w:t xml:space="preserve"/>
       </w:r>
       <w:r>
         <w:rPr>
           <w:bCs/>
         </w:rPr>
-        <w:t>nguồn tin về tội phạm</w:t>
-      </w:r>
-      <w:r>
-        <w:t xml:space="preserve"> theo quy định của Bộ luật Tố tụng hình sự</w:t>
-      </w:r>
-      <w:r>
-        <w:rPr>
-          <w:lang w:val="en-US"/>
-        </w:rPr>
-        <w:t xml:space="preserve">/ra </w:t>
-      </w:r>
-      <w:r>
-        <w:rPr>
-          <w:lang w:val="en-US"/>
-        </w:rPr>
-        <w:t>Q</w:t>
-      </w:r>
-      <w:r>
-        <w:rPr>
-          <w:lang w:val="en-US"/>
-        </w:rPr>
-        <w:t>uyết định khởi tố vụ án hình sự</w:t>
-      </w:r>
-      <w:r>
-        <w:t>./.</w:t>
+        <w:t xml:space="preserve"/>
+      </w:r>
+      <w:r>
+        <w:t xml:space="preserve"/>
+      </w:r>
+      <w:r>
+        <w:rPr>
+          <w:lang w:val="en-US"/>
+        </w:rPr>
+        <w:t xml:space="preserve"/>
+      </w:r>
+      <w:r>
+        <w:rPr>
+          <w:lang w:val="en-US"/>
+        </w:rPr>
+        <w:t xml:space="preserve"/>
+      </w:r>
+      <w:r>
+        <w:rPr>
+          <w:lang w:val="en-US"/>
+        </w:rPr>
+        <w:t xml:space="preserve"/>
+      </w:r>
+      <w:r>
+        <w:t xml:space="preserve"/>
       </w:r>
     </w:p>
     <w:p>
@@ -1692,14 +1692,14 @@
               <w:rPr>
                 <w:sz w:val="22"/>
               </w:rPr>
-              <w:t>-</w:t>
+              <w:t xml:space="preserve">- {{initiationRequest.orderedAuthorityName}};</w:t>
             </w:r>
             <w:r>
               <w:rPr>
                 <w:sz w:val="22"/>
                 <w:lang w:val="en-US"/>
               </w:rPr>
-              <w:t xml:space="preserve"> </w:t>
+              <w:t xml:space="preserve"/>
             </w:r>
             <w:r>
               <w:rPr>
@@ -1707,20 +1707,20 @@
                 <w:vertAlign w:val="superscript"/>
                 <w:lang w:val="en-US"/>
               </w:rPr>
-              <w:t>6</w:t>
+              <w:t xml:space="preserve"/>
             </w:r>
             <w:r>
               <w:rPr>
                 <w:sz w:val="22"/>
                 <w:lang w:val="en-US"/>
               </w:rPr>
-              <w:t>…</w:t>
+              <w:t xml:space="preserve"/>
             </w:r>
             <w:r>
               <w:rPr>
                 <w:sz w:val="22"/>
               </w:rPr>
-              <w:t>;</w:t>
+              <w:t xml:space="preserve"/>
             </w:r>
           </w:p>
           <w:p>
@@ -1736,28 +1736,28 @@
               <w:rPr>
                 <w:sz w:val="22"/>
               </w:rPr>
-              <w:t>- Lưu</w:t>
+              <w:t xml:space="preserve">- {{recipients.archiveLine}}.</w:t>
             </w:r>
             <w:r>
               <w:rPr>
                 <w:sz w:val="22"/>
                 <w:lang w:val="en-US"/>
               </w:rPr>
-              <w:t>: HSV</w:t>
+              <w:t xml:space="preserve"/>
             </w:r>
             <w:r>
               <w:rPr>
                 <w:sz w:val="22"/>
                 <w:lang w:val="en-US"/>
               </w:rPr>
-              <w:t>V/V</w:t>
+              <w:t xml:space="preserve"/>
             </w:r>
             <w:r>
               <w:rPr>
                 <w:sz w:val="22"/>
                 <w:lang w:val="en-US"/>
               </w:rPr>
-              <w:t>A, HSKS, VP.</w:t>
+              <w:t xml:space="preserve"/>
             </w:r>
           </w:p>
         </w:tc>
@@ -1784,7 +1784,7 @@
                 <w:bCs/>
                 <w:sz w:val="24"/>
               </w:rPr>
-              <w:t xml:space="preserve">   </w:t>
+              <w:t xml:space="preserve">{{signature.signMode}}</w:t>
             </w:r>
             <w:r>
               <w:rPr>
@@ -1794,7 +1794,7 @@
                 <w:vertAlign w:val="superscript"/>
                 <w:lang w:val="en-US"/>
               </w:rPr>
-              <w:t>7</w:t>
+              <w:t xml:space="preserve"/>
             </w:r>
             <w:r>
               <w:rPr>
@@ -1803,7 +1803,7 @@
                 <w:sz w:val="24"/>
                 <w:lang w:val="en-US"/>
               </w:rPr>
-              <w:t>……</w:t>
+              <w:t xml:space="preserve"/>
             </w:r>
             <w:r>
               <w:rPr>
@@ -1812,7 +1812,7 @@
                 <w:sz w:val="24"/>
                 <w:lang w:val="en-US"/>
               </w:rPr>
-              <w:t>…</w:t>
+              <w:t xml:space="preserve"/>
             </w:r>
             <w:r>
               <w:rPr>
@@ -1821,7 +1821,125 @@
                 <w:sz w:val="24"/>
                 <w:lang w:val="en-US"/>
               </w:rPr>
-              <w:t>………………………</w:t>
+              <w:t xml:space="preserve"/>
+            </w:r>
+          </w:p>
+          <w:p>
+            <w:pPr>
+              <w:keepNext/>
+              <w:spacing w:before="0"/>
+              <w:jc w:val="center"/>
+              <w:outlineLvl w:val="1"/>
+              <w:rPr>
+                <w:b/>
+                <w:bCs/>
+                <w:sz w:val="24"/>
+                <w:lang w:val="en-US"/>
+              </w:rPr>
+            </w:pPr>
+            <w:r>
+              <w:rPr>
+                <w:b/>
+                <w:bCs/>
+                <w:sz w:val="24"/>
+              </w:rPr>
+              <w:t xml:space="preserve">{{signature.positionTitle}}</w:t>
+            </w:r>
+            <w:r>
+              <w:rPr>
+                <w:b/>
+                <w:bCs/>
+                <w:sz w:val="24"/>
+                <w:vertAlign w:val="superscript"/>
+                <w:lang w:val="en-US"/>
+              </w:rPr>
+              <w:t xml:space="preserve"/>
+            </w:r>
+            <w:r>
+              <w:rPr>
+                <w:b/>
+                <w:bCs/>
+                <w:sz w:val="24"/>
+                <w:lang w:val="en-US"/>
+              </w:rPr>
+              <w:t xml:space="preserve"/>
+            </w:r>
+            <w:r>
+              <w:rPr>
+                <w:b/>
+                <w:bCs/>
+                <w:sz w:val="24"/>
+                <w:lang w:val="en-US"/>
+              </w:rPr>
+              <w:t xml:space="preserve"/>
+            </w:r>
+            <w:r>
+              <w:rPr>
+                <w:b/>
+                <w:bCs/>
+                <w:sz w:val="24"/>
+                <w:lang w:val="en-US"/>
+              </w:rPr>
+              <w:t xml:space="preserve"/>
+            </w:r>
+          </w:p>
+          <w:p>
+            <w:pPr>
+              <w:keepNext/>
+              <w:spacing w:before="0"/>
+              <w:jc w:val="center"/>
+              <w:outlineLvl w:val="1"/>
+              <w:rPr>
+                <w:b/>
+                <w:bCs/>
+                <w:sz w:val="24"/>
+                <w:lang w:val="en-US"/>
+              </w:rPr>
+            </w:pPr>
+            <w:r>
+              <w:rPr>
+                <w:b/>
+                <w:bCs/>
+                <w:sz w:val="24"/>
+              </w:rPr>
+              <w:t xml:space="preserve">{{signature.signerName}}</w:t>
+            </w:r>
+            <w:r>
+              <w:rPr>
+                <w:b/>
+                <w:bCs/>
+                <w:sz w:val="24"/>
+                <w:vertAlign w:val="superscript"/>
+                <w:lang w:val="en-US"/>
+              </w:rPr>
+              <w:t xml:space="preserve"/>
+            </w:r>
+            <w:r>
+              <w:rPr>
+                <w:b/>
+                <w:bCs/>
+                <w:sz w:val="24"/>
+                <w:lang w:val="en-US"/>
+              </w:rPr>
+              <w:t xml:space="preserve"/>
+            </w:r>
+            <w:r>
+              <w:rPr>
+                <w:b/>
+                <w:bCs/>
+                <w:sz w:val="24"/>
+                <w:lang w:val="en-US"/>
+              </w:rPr>
+              <w:t xml:space="preserve"/>
+            </w:r>
+            <w:r>
+              <w:rPr>
+                <w:b/>
+                <w:bCs/>
+                <w:sz w:val="24"/>
+                <w:lang w:val="en-US"/>
+              </w:rPr>
+              <w:t xml:space="preserve"/>
             </w:r>
           </w:p>
           <w:p>
